--- a/_support/supports_par_modules/NB/Support_LAM_NB.docx
+++ b/_support/supports_par_modules/NB/Support_LAM_NB.docx
@@ -2673,7 +2673,7 @@
                 <w:sz w:val="18"/>
                 <w:szCs w:val="18"/>
               </w:rPr>
-              <w:t xml:space="preserve">IDE.16</w:t>
+              <w:t xml:space="preserve">IDE.15</w:t>
             </w:r>
             <w:r>
               <w:rPr>
